--- a/SDC310L_Project_Plan_Template (1).docx
+++ b/SDC310L_Project_Plan_Template (1).docx
@@ -4201,6 +4201,14 @@
                 <w:bCs/>
               </w:rPr>
             </w:pPr>
+            <w:proofErr w:type="spellStart"/>
+            <w:r>
+              <w:rPr>
+                <w:bCs/>
+              </w:rPr>
+              <w:t>CreateM</w:t>
+            </w:r>
+            <w:proofErr w:type="spellEnd"/>
           </w:p>
         </w:tc>
         <w:tc>
@@ -4213,6 +4221,12 @@
                 <w:bCs/>
               </w:rPr>
             </w:pPr>
+            <w:r>
+              <w:rPr>
+                <w:bCs/>
+              </w:rPr>
+              <w:t>5/2</w:t>
+            </w:r>
           </w:p>
         </w:tc>
       </w:tr>
@@ -4227,6 +4241,12 @@
                 <w:bCs/>
               </w:rPr>
             </w:pPr>
+            <w:r>
+              <w:rPr>
+                <w:bCs/>
+              </w:rPr>
+              <w:t>Add</w:t>
+            </w:r>
           </w:p>
         </w:tc>
         <w:tc>
@@ -4239,6 +4259,12 @@
                 <w:bCs/>
               </w:rPr>
             </w:pPr>
+            <w:r>
+              <w:rPr>
+                <w:bCs/>
+              </w:rPr>
+              <w:t>5/2</w:t>
+            </w:r>
           </w:p>
         </w:tc>
       </w:tr>
